--- a/storage/templates/normalized-docx/BM-197/BM-197_normalized.docx
+++ b/storage/templates/normalized-docx/BM-197/BM-197_normalized.docx
@@ -652,7 +652,7 @@
           <w:rFonts w:cs="Times New Roman" w:ascii="Times New Roman" w:hAnsi="Times New Roman"/>
           <w:szCs w:val="28"/>
         </w:rPr>
-        <w:t>{{document.field}}</w:t>
+        <w:t>{{document.fullDocumentCode}}</w:t>
       </w:r>
     </w:p>
     <w:p>
@@ -992,7 +992,7 @@
         <w:rPr>
           <w:rFonts w:cs="Times New Roman" w:ascii="Times New Roman" w:hAnsi="Times New Roman"/>
         </w:rPr>
-        <w:t xml:space="preserve">{{document.field}}</w:t>
+        <w:t xml:space="preserve">{{document.issueDate}}</w:t>
       </w:r>
     </w:p>
     <w:p>
@@ -1045,7 +1045,7 @@
           <w:rFonts w:cs="Times New Roman" w:ascii="Times New Roman" w:hAnsi="Times New Roman"/>
           <w:szCs w:val="28"/>
         </w:rPr>
-        <w:t>{{document.field}}</w:t>
+        <w:t>{{document.issuePlace}}</w:t>
       </w:r>
     </w:p>
     <w:p>
@@ -1089,7 +1089,7 @@
           <w:rFonts w:cs="Times New Roman" w:ascii="Times New Roman" w:hAnsi="Times New Roman"/>
           <w:szCs w:val="28"/>
         </w:rPr>
-        <w:t>{{document.field}}</w:t>
+        <w:t>{{document.reasonLine}}</w:t>
       </w:r>
     </w:p>
     <w:p>
@@ -1126,7 +1126,7 @@
           <w:rFonts w:cs="Times New Roman" w:ascii="Times New Roman" w:hAnsi="Times New Roman"/>
           <w:szCs w:val="28"/>
         </w:rPr>
-        <w:t>{{document.field}}</w:t>
+        <w:t>{{recipients.personLine2}}</w:t>
       </w:r>
     </w:p>
     <w:p>
@@ -1156,7 +1156,7 @@
           <w:rFonts w:cs="Times New Roman" w:ascii="Times New Roman" w:hAnsi="Times New Roman"/>
           <w:szCs w:val="28"/>
         </w:rPr>
-        <w:t>{{document.field}}</w:t>
+        <w:t>{{recipients.personLine3}}</w:t>
       </w:r>
     </w:p>
     <w:p>
@@ -1186,7 +1186,7 @@
           <w:rFonts w:cs="Times New Roman" w:ascii="Times New Roman" w:hAnsi="Times New Roman"/>
           <w:szCs w:val="28"/>
         </w:rPr>
-        <w:t>{{document.field}}</w:t>
+        <w:t>{{recipients.personLine4}}</w:t>
       </w:r>
     </w:p>
     <w:p>
@@ -1221,7 +1221,7 @@
           <w:rFonts w:cs="Times New Roman" w:ascii="Times New Roman" w:hAnsi="Times New Roman"/>
           <w:szCs w:val="28"/>
         </w:rPr>
-        <w:t>{{document.field}}</w:t>
+        <w:t>{{recipients.personLine5}}</w:t>
       </w:r>
     </w:p>
     <w:p>
@@ -1259,7 +1259,7 @@
           <w:rFonts w:cs="Times New Roman" w:ascii="Times New Roman" w:hAnsi="Times New Roman"/>
           <w:szCs w:val="28"/>
         </w:rPr>
-        <w:t>{{document.field}}</w:t>
+        <w:t>{{recipients.personLine6}}</w:t>
       </w:r>
     </w:p>
     <w:p>
@@ -1297,7 +1297,7 @@
           <w:rFonts w:cs="Times New Roman" w:ascii="Times New Roman" w:hAnsi="Times New Roman"/>
           <w:szCs w:val="28"/>
         </w:rPr>
-        <w:t>{{document.field}}</w:t>
+        <w:t>{{recipients.personLine7}}</w:t>
       </w:r>
     </w:p>
     <w:p>
@@ -1335,7 +1335,7 @@
           <w:rFonts w:cs="Times New Roman" w:ascii="Times New Roman" w:hAnsi="Times New Roman"/>
           <w:szCs w:val="28"/>
         </w:rPr>
-        <w:t>{{document.field}}</w:t>
+        <w:t>{{recipients.personLine8}}</w:t>
       </w:r>
     </w:p>
     <w:p>
